--- a/중국어_대화문/5부_docx/5부_11화_탕핑_세대.docx
+++ b/중국어_대화문/5부_docx/5부_11화_탕핑_세대.docx
@@ -18,7 +18,7 @@
         <w:t>등장인물:</w:t>
       </w:r>
       <w:r>
-        <w:t xml:space="preserve"> 쑤민 苏敏(45세, 변호사 자격이 취소된 '공민 대리인', 잉훠 창구 운영자) / 샤오신 小辛(28세, 잉훠 오래된 자원활동가) / 쉬둬둬 许朵朵(22세, 졸업 후 1년 무직, 신규 자원활동가) / 다이이판 戴一帆(24세, 공무원 시험 3수 끝에 손을 뗀 신규 자원활동가) / 자샤오촨 贾小川(27세, 배달 기사) / 구 사부 谷师傅(46세, 전직 선반공 출신 배달 기사) / 탕 매니저 汤经理(30대 중반, 배달 플랫폼 법무 협력 담당) / 치 간사 祁干事(30대, 노동인사쟁의 중재위원회 접수창구) / 유 중재원 尤仲裁员(50대, 중재위원회 중재원) / 메이뤄란 梅若兰(81세, 은퇴한 변호사협회 비서장) / 루 할머니 卢奶奶(95세, 쑤민의 집주인, 화이인가 6층)</w:t>
+        <w:t xml:space="preserve"> 쑤민 苏敏(45세, 변호사 자격이 취소된 '공민 대리인', 잉훠 창구 운영자) / 샤오신 小辛(28세, 잉훠 오래된 자원활동가) / 쉬둬둬 许朵朵(22세, 졸업 후 1년 무직, 신규 자원활동가) / 다이이판 戴一帆(24세, 공무원 시험 3수 끝에 손을 뗀 신규 자원활동가) / 자샤오촨 贾小川(27세, 배달 기사) / 구 사부 谷师傅(46세, 전직 선반공 출신 배달 기사) / 탕 매니저 汤经理(30대 중반, 배달 플랫폼 법무 협력 담당) / 치 간사 祁干事(30대, 노동인사쟁의 중재위원회 접수창구) / 유 중재원 尤仲裁员(50대, 중재위원회 중재원) / 메이뤄란 梅若兰(82세, 은퇴한 변호사협회 비서장) / 루 할머니 卢奶奶(95세, 쑤민의 집주인, 화이인가 6층)</w:t>
       </w:r>
     </w:p>
     <w:p>
